--- a/docs/prompt/ProjektErstellung.docx
+++ b/docs/prompt/ProjektErstellung.docx
@@ -3871,6 +3871,7 @@
           <w:color w:val="243447"/>
           <w:sz w:val="21"/>
         </w:rPr>
+        <w:lastRenderedPageBreak/>
         <w:t>keine Secrets im Git Repository</w:t>
       </w:r>
     </w:p>
@@ -4761,6 +4762,7 @@
           <w:color w:val="243447"/>
           <w:sz w:val="21"/>
         </w:rPr>
+        <w:lastRenderedPageBreak/>
         <w:t>Configuration</w:t>
       </w:r>
     </w:p>
@@ -5623,6 +5625,7 @@
           <w:color w:val="243447"/>
           <w:sz w:val="21"/>
         </w:rPr>
+        <w:lastRenderedPageBreak/>
         <w:t>nenne die verwendeten NuGet Packages und ihren Zweck</w:t>
       </w:r>
     </w:p>
@@ -6518,6 +6521,7 @@
           <w:color w:val="243447"/>
           <w:sz w:val="21"/>
         </w:rPr>
+        <w:lastRenderedPageBreak/>
         <w:t>SourceAccountId</w:t>
       </w:r>
     </w:p>
@@ -7403,6 +7407,7 @@
           <w:color w:val="243447"/>
           <w:sz w:val="21"/>
         </w:rPr>
+        <w:lastRenderedPageBreak/>
         <w:t>Transaction</w:t>
       </w:r>
     </w:p>
@@ -8295,6 +8300,7 @@
           <w:color w:val="243447"/>
           <w:sz w:val="21"/>
         </w:rPr>
+        <w:lastRenderedPageBreak/>
         <w:t>CreatePaymentCommand</w:t>
       </w:r>
       <w:r>
@@ -9072,6 +9078,7 @@
           <w:color w:val="243447"/>
           <w:sz w:val="21"/>
         </w:rPr>
+        <w:lastRenderedPageBreak/>
         <w:t>wann 404 verwendet wird</w:t>
       </w:r>
     </w:p>
@@ -9889,6 +9896,7 @@
           <w:color w:val="243447"/>
           <w:sz w:val="21"/>
         </w:rPr>
+        <w:lastRenderedPageBreak/>
         <w:t>Blazor Server</w:t>
       </w:r>
     </w:p>
@@ -10551,7 +10559,16 @@
           <w:color w:val="243447"/>
           <w:sz w:val="21"/>
         </w:rPr>
-        <w:t>Stattdessen verwenden wir: Microsoft.AspNetCore.Components.QuickGrid, eine offizielle, kostenlose Blazor-Komponente von Microsoft. Sie unterstützt Server-side Paging, Sorting und Filtering und ist ohne Lizenzabhängigkeit sofort einsatzbereit. Die Grid-Anforderungen aus diesem Kapitel (Server-side Paging, Sorting, Filtering, Detail View, keine Massenübertragung tausender Datensätze zum Browser) wurden damit vollständig umgesetzt.</w:t>
+        <w:t xml:space="preserve">Stattdessen verwenden wir: Microsoft.AspNetCore.Components.QuickGrid, eine offizielle, kostenlose Blazor-Komponente von Microsoft. Sie unterstützt Server-side Paging, Sorting und Filtering und ist ohne Lizenzabhängigkeit sofort einsatzbereit. Die Grid-Anforderungen aus diesem </w:t>
+      </w:r>
+      <w:r>
+        <w:rPr>
+          <w:rFonts w:ascii="Aptos" w:hAnsi="Aptos"/>
+          <w:color w:val="243447"/>
+          <w:sz w:val="21"/>
+        </w:rPr>
+        <w:lastRenderedPageBreak/>
+        <w:t>Kapitel (Server-side Paging, Sorting, Filtering, Detail View, keine Massenübertragung tausender Datensätze zum Browser) wurden damit vollständig umgesetzt.</w:t>
       </w:r>
     </w:p>
     <w:p>
@@ -16563,6 +16580,103 @@
         </w:rPr>
         <w:br/>
         <w:t>End-to-End Test</w:t>
+      </w:r>
+    </w:p>
+    <w:p>
+      <w:pPr>
+        <w:rPr>
+          <w:b/>
+        </w:rPr>
+      </w:pPr>
+      <w:r>
+        <w:rPr>
+          <w:b/>
+        </w:rPr>
+        <w:t>Update / Umsetzung (nachträglich ergänzt):</w:t>
+      </w:r>
+    </w:p>
+    <w:p>
+      <w:pPr>
+        <w:spacing w:after="120" w:line="242" w:lineRule="auto"/>
+        <w:rPr>
+          <w:rStyle w:val="Platzhaltertext"/>
+        </w:rPr>
+      </w:pPr>
+      <w:r>
+        <w:rPr>
+          <w:rStyle w:val="Platzhaltertext"/>
+        </w:rPr>
+        <w:t>Alle vier geforderten Endpunkte (POST /api/payments, GET /api/payments/{id}, GET /api/customers, GET /api/transactions) sind über WebApplicationFactory&lt;Program&gt; abgedeckt - die echte Api läuft In-Process mit echter Middleware-Pipeline, echten Application-Handlern und echter Datenbank, wie gefordert ohne die Application Layer zu mocken. Alle fünf geforderten Dimensionen (HTTP Status Codes, Validation, Persistence, API Response, Error Handling) sind vertreten. Details: docs/architecture/testing.md.</w:t>
+      </w:r>
+    </w:p>
+    <w:p>
+      <w:pPr>
+        <w:spacing w:after="120" w:line="242" w:lineRule="auto"/>
+        <w:rPr>
+          <w:rStyle w:val="Platzhaltertext"/>
+        </w:rPr>
+      </w:pPr>
+      <w:r>
+        <w:rPr>
+          <w:rStyle w:val="Platzhaltertext"/>
+        </w:rPr>
+        <w:t>Abweichung: Testcontainers war mangels installiertem Docker auf dieser Maschine nicht nutzbar. Stattdessen läuft jeder Testlauf gegen eine frisch angelegte, eindeutig benannte LocalDB-Datenbank (echte SQL-Server-Engine, per Migration erzeugt und danach wieder gelöscht) - dieselbe Isolation wie ein frischer Testcontainer, nur ohne Docker-Abhängigkeit. Begründung: ADR #22 in decisions-backlog.md.</w:t>
+      </w:r>
+    </w:p>
+    <w:p>
+      <w:pPr>
+        <w:spacing w:after="120" w:line="242" w:lineRule="auto"/>
+        <w:rPr>
+          <w:rStyle w:val="Platzhaltertext"/>
+        </w:rPr>
+      </w:pPr>
+      <w:r>
+        <w:rPr>
+          <w:rStyle w:val="Platzhaltertext"/>
+        </w:rPr>
+        <w:t>Persistence wird bewusst über einen zweiten, unabhängigen Request nachgewiesen (nach dem POST /api/payments folgt ein echtes GET über den zurückgegebenen Location-Header), nicht nur durch Vertrauen in die erste Antwort.</w:t>
+      </w:r>
+    </w:p>
+    <w:p>
+      <w:pPr>
+        <w:spacing w:after="120" w:line="242" w:lineRule="auto"/>
+        <w:rPr>
+          <w:rStyle w:val="Platzhaltertext"/>
+        </w:rPr>
+      </w:pPr>
+      <w:r>
+        <w:rPr>
+          <w:rStyle w:val="Platzhaltertext"/>
+        </w:rPr>
+        <w:t>Wie gefordert erklärt in docs/architecture/testing.md: der Unterschied zwischen Unit Test (eine Klasse isoliert, alle Abhängigkeiten gemockt), Integration Test (mehrere echte Komponenten im selben Prozess, nur das Netzwerk übersprungen) und End-to-End Test (das komplette System über echte Netzwerkgrenzen hinweg, inklusive Browser - in diesem Projekt noch nicht umgesetzt).</w:t>
+      </w:r>
+    </w:p>
+    <w:p>
+      <w:pPr>
+        <w:spacing w:after="120" w:line="242" w:lineRule="auto"/>
+        <w:rPr>
+          <w:rStyle w:val="Platzhaltertext"/>
+        </w:rPr>
+      </w:pPr>
+      <w:r>
+        <w:rPr>
+          <w:rStyle w:val="Platzhaltertext"/>
+        </w:rPr>
+        <w:t>Bekannte Einschränkung: Der tatsächliche Testlauf (dotnet test) konnte in der Entwicklungsumgebung nicht durchgeführt werden, da McAfees Anwendungssteuerungsrichtlinie die neu gebaute Testassembly blockiert hat (Umgebungsproblem, kein Code-Problem, siehe auch Kapitel 12). Der Code baut fehlerfrei; der Live-Testlauf steht noch aus.</w:t>
+      </w:r>
+    </w:p>
+    <w:p>
+      <w:pPr>
+        <w:spacing w:after="120" w:line="242" w:lineRule="auto"/>
+        <w:rPr>
+          <w:rStyle w:val="Platzhaltertext"/>
+        </w:rPr>
+      </w:pPr>
+      <w:r>
+        <w:rPr>
+          <w:rStyle w:val="Platzhaltertext"/>
+        </w:rPr>
+        <w:t>Beim Code-Review vor dem Commit (mangels Live-Testlauf besonders wichtig) zwei reale Fehler in der Testinfrastruktur selbst gefunden und behoben, bevor sie unbemerkt zu falsch-negativen bzw. falsch-positiven Tests geführt hätten: Program.cs liest ConnectionStrings/Jwt-Werte eager vor Build() - WebApplicationFactory-Konfigurationsüberschreibung kommt dafür zu spät, gelöst über Umgebungsvariablen statt ConfigureAppConfiguration. Zusätzlich fehlten im Testclient dieselben JSON-Optionen wie in der echten Api (JsonStringEnumConverter, StronglyTypedIdJsonConverterFactory) - ohne sie wären Ids/Enums in den Testantworten stillschweigend falsch deserialisiert worden. Details: docs/architecture/testing.md.</w:t>
       </w:r>
     </w:p>
     <w:p>

--- a/docs/prompt/ProjektErstellung.docx
+++ b/docs/prompt/ProjektErstellung.docx
@@ -3871,7 +3871,6 @@
           <w:color w:val="243447"/>
           <w:sz w:val="21"/>
         </w:rPr>
-        <w:lastRenderedPageBreak/>
         <w:t>keine Secrets im Git Repository</w:t>
       </w:r>
     </w:p>
@@ -4762,7 +4761,6 @@
           <w:color w:val="243447"/>
           <w:sz w:val="21"/>
         </w:rPr>
-        <w:lastRenderedPageBreak/>
         <w:t>Configuration</w:t>
       </w:r>
     </w:p>
@@ -5625,7 +5623,6 @@
           <w:color w:val="243447"/>
           <w:sz w:val="21"/>
         </w:rPr>
-        <w:lastRenderedPageBreak/>
         <w:t>nenne die verwendeten NuGet Packages und ihren Zweck</w:t>
       </w:r>
     </w:p>
@@ -6521,7 +6518,6 @@
           <w:color w:val="243447"/>
           <w:sz w:val="21"/>
         </w:rPr>
-        <w:lastRenderedPageBreak/>
         <w:t>SourceAccountId</w:t>
       </w:r>
     </w:p>
@@ -7407,7 +7403,6 @@
           <w:color w:val="243447"/>
           <w:sz w:val="21"/>
         </w:rPr>
-        <w:lastRenderedPageBreak/>
         <w:t>Transaction</w:t>
       </w:r>
     </w:p>
@@ -8300,7 +8295,6 @@
           <w:color w:val="243447"/>
           <w:sz w:val="21"/>
         </w:rPr>
-        <w:lastRenderedPageBreak/>
         <w:t>CreatePaymentCommand</w:t>
       </w:r>
       <w:r>
@@ -9078,7 +9072,6 @@
           <w:color w:val="243447"/>
           <w:sz w:val="21"/>
         </w:rPr>
-        <w:lastRenderedPageBreak/>
         <w:t>wann 404 verwendet wird</w:t>
       </w:r>
     </w:p>
@@ -9896,7 +9889,6 @@
           <w:color w:val="243447"/>
           <w:sz w:val="21"/>
         </w:rPr>
-        <w:lastRenderedPageBreak/>
         <w:t>Blazor Server</w:t>
       </w:r>
     </w:p>
@@ -10559,16 +10551,7 @@
           <w:color w:val="243447"/>
           <w:sz w:val="21"/>
         </w:rPr>
-        <w:t xml:space="preserve">Stattdessen verwenden wir: Microsoft.AspNetCore.Components.QuickGrid, eine offizielle, kostenlose Blazor-Komponente von Microsoft. Sie unterstützt Server-side Paging, Sorting und Filtering und ist ohne Lizenzabhängigkeit sofort einsatzbereit. Die Grid-Anforderungen aus diesem </w:t>
-      </w:r>
-      <w:r>
-        <w:rPr>
-          <w:rFonts w:ascii="Aptos" w:hAnsi="Aptos"/>
-          <w:color w:val="243447"/>
-          <w:sz w:val="21"/>
-        </w:rPr>
-        <w:lastRenderedPageBreak/>
-        <w:t>Kapitel (Server-side Paging, Sorting, Filtering, Detail View, keine Massenübertragung tausender Datensätze zum Browser) wurden damit vollständig umgesetzt.</w:t>
+        <w:t>Stattdessen verwenden wir: Microsoft.AspNetCore.Components.QuickGrid, eine offizielle, kostenlose Blazor-Komponente von Microsoft. Sie unterstützt Server-side Paging, Sorting und Filtering und ist ohne Lizenzabhängigkeit sofort einsatzbereit. Die Grid-Anforderungen aus diesem Kapitel (Server-side Paging, Sorting, Filtering, Detail View, keine Massenübertragung tausender Datensätze zum Browser) wurden damit vollständig umgesetzt.</w:t>
       </w:r>
     </w:p>
     <w:p>
@@ -16677,6 +16660,20 @@
           <w:rStyle w:val="Platzhaltertext"/>
         </w:rPr>
         <w:t>Beim Code-Review vor dem Commit (mangels Live-Testlauf besonders wichtig) zwei reale Fehler in der Testinfrastruktur selbst gefunden und behoben, bevor sie unbemerkt zu falsch-negativen bzw. falsch-positiven Tests geführt hätten: Program.cs liest ConnectionStrings/Jwt-Werte eager vor Build() - WebApplicationFactory-Konfigurationsüberschreibung kommt dafür zu spät, gelöst über Umgebungsvariablen statt ConfigureAppConfiguration. Zusätzlich fehlten im Testclient dieselben JSON-Optionen wie in der echten Api (JsonStringEnumConverter, StronglyTypedIdJsonConverterFactory) - ohne sie wären Ids/Enums in den Testantworten stillschweigend falsch deserialisiert worden. Details: docs/architecture/testing.md.</w:t>
+      </w:r>
+    </w:p>
+    <w:p>
+      <w:pPr>
+        <w:spacing w:after="120" w:line="242" w:lineRule="auto"/>
+        <w:rPr>
+          <w:rStyle w:val="Platzhaltertext"/>
+        </w:rPr>
+      </w:pPr>
+      <w:r>
+        <w:rPr>
+          <w:rStyle w:val="Platzhaltertext"/>
+        </w:rPr>
+        <w:t>Nachtrag: Live-Testlauf inzwischen erfolgreich nachgeholt. Alle 10 Integration Tests grün (dotnet test, ca. 1 Sekunde), inklusive echter Migration gegen eine frisch angelegte LocalDB-Datenbank. Dabei einen dritten, rein umgebungsbedingten Fehler gefunden und behoben: der Alias "(localdb)\MSSQLLocalDB" schlägt auf dieser Maschine wiederkehrend fehl - die Factory löst stattdessen die aktuell aktive Named Pipe der LocalDB-Instanz zur Laufzeit auf. Details: docs/architecture/testing.md.</w:t>
       </w:r>
     </w:p>
     <w:p>
